--- a/docs/baltic_model_status_report_2026-08-07.docx
+++ b/docs/baltic_model_status_report_2026-08-07.docx
@@ -18,7 +18,7 @@
         <w:rPr>
           <w:i/>
         </w:rPr>
-        <w:t>Status as of 2026-08-07 · OSMOSE Python engine (osmopy), 9-species Baltic configuration</w:t>
+        <w:t>Report of 2026-08-07, updated 2026-08-15 · OSMOSE Python engine (osmopy), 9-species Baltic configuration</w:t>
       </w:r>
     </w:p>
     <w:p>
@@ -84,6 +84,14 @@
       </w:pPr>
       <w:r>
         <w:t>Cross-engine fidelity with the Java reference engine improved substantially: a prey-axis defect in the diet diagnostic was found and repaired (it had been reporting every predator as 100% piscivorous), along with mortality-rate, header-parsing and diet-normalisation parity fixes. The test suite stands at ~4,390 tests.</w:t>
+      </w:r>
+    </w:p>
+    <w:p>
+      <w:pPr>
+        <w:pStyle w:val="ListBullet"/>
+      </w:pPr>
+      <w:r>
+        <w:t>A trophic control on stickleback was identified and quantified: herring predation on stickleback eggs and young-of-year accounts for 55–63% of their early-stage mortality, while stickleback is only 0.038% of herring's diet. Shifting herring's spawning window by ±2 timesteps moves stickleback biomass by ∓20%. The finding is diagnostic — no parameter was changed, and the configuration re-certifies unchanged at 5 of 5 assessed.</w:t>
       </w:r>
     </w:p>
     <w:p>
@@ -1768,7 +1776,276 @@
         <w:rPr>
           <w:color w:val="1F3864"/>
         </w:rPr>
-        <w:t>6. Engine and cross-engine fidelity</w:t>
+        <w:t>6. A trophic control on stickleback: herring predation on early life stages</w:t>
+      </w:r>
+    </w:p>
+    <w:p>
+      <w:r>
+        <w:rPr>
+          <w:b w:val="0"/>
+          <w:i w:val="0"/>
+        </w:rPr>
+        <w:t>A phenology experiment — translating herring's spawning window by ±2 timesteps (±1 month), holding the total spawning effort constant — moved stickleback biomass by ∓20.7%, inversely to herring and at roughly twice its magnitude, while sprat stayed flat (±0.4%). Eight measurement rounds were needed to explain it. The mechanism is predation, not competition.</w:t>
+      </w:r>
+    </w:p>
+    <w:tbl>
+      <w:tblPr>
+        <w:tblStyle w:val="LightGrid-Accent1"/>
+        <w:tblW w:type="auto" w:w="0"/>
+        <w:jc w:val="center"/>
+        <w:tblLook w:firstColumn="1" w:firstRow="1" w:lastColumn="0" w:lastRow="0" w:noHBand="0" w:noVBand="1" w:val="04A0"/>
+      </w:tblPr>
+      <w:tblGrid>
+        <w:gridCol w:w="2880"/>
+        <w:gridCol w:w="2880"/>
+        <w:gridCol w:w="2880"/>
+      </w:tblGrid>
+      <w:tr>
+        <w:tc>
+          <w:tcPr>
+            <w:tcW w:type="dxa" w:w="2880"/>
+          </w:tcPr>
+          <w:p>
+            <w:r/>
+            <w:r>
+              <w:rPr>
+                <w:b/>
+                <w:sz w:val="19"/>
+              </w:rPr>
+              <w:t>Stage of stickleback</w:t>
+            </w:r>
+          </w:p>
+        </w:tc>
+        <w:tc>
+          <w:tcPr>
+            <w:tcW w:type="dxa" w:w="2880"/>
+          </w:tcPr>
+          <w:p>
+            <w:r/>
+            <w:r>
+              <w:rPr>
+                <w:b/>
+                <w:sz w:val="19"/>
+              </w:rPr>
+              <w:t>Herring's share of deaths</w:t>
+            </w:r>
+          </w:p>
+        </w:tc>
+        <w:tc>
+          <w:tcPr>
+            <w:tcW w:type="dxa" w:w="2880"/>
+          </w:tcPr>
+          <w:p>
+            <w:r/>
+            <w:r>
+              <w:rPr>
+                <w:b/>
+                <w:sz w:val="19"/>
+              </w:rPr>
+              <w:t>Direction across arms</w:t>
+            </w:r>
+          </w:p>
+        </w:tc>
+      </w:tr>
+      <w:tr>
+        <w:tc>
+          <w:tcPr>
+            <w:tcW w:type="dxa" w:w="2880"/>
+          </w:tcPr>
+          <w:p>
+            <w:r/>
+            <w:r>
+              <w:rPr>
+                <w:sz w:val="19"/>
+              </w:rPr>
+              <w:t>Eggs</w:t>
+            </w:r>
+          </w:p>
+        </w:tc>
+        <w:tc>
+          <w:tcPr>
+            <w:tcW w:type="dxa" w:w="2880"/>
+          </w:tcPr>
+          <w:p>
+            <w:r/>
+            <w:r>
+              <w:rPr>
+                <w:sz w:val="19"/>
+              </w:rPr>
+              <w:t>62.9% (by number)</w:t>
+            </w:r>
+          </w:p>
+        </w:tc>
+        <w:tc>
+          <w:tcPr>
+            <w:tcW w:type="dxa" w:w="2880"/>
+          </w:tcPr>
+          <w:p>
+            <w:r/>
+            <w:r>
+              <w:rPr>
+                <w:sz w:val="19"/>
+              </w:rPr>
+              <w:t>falls monotonically as herring spawns later</w:t>
+            </w:r>
+          </w:p>
+        </w:tc>
+      </w:tr>
+      <w:tr>
+        <w:tc>
+          <w:tcPr>
+            <w:tcW w:type="dxa" w:w="2880"/>
+          </w:tcPr>
+          <w:p>
+            <w:r/>
+            <w:r>
+              <w:rPr>
+                <w:sz w:val="19"/>
+              </w:rPr>
+              <w:t>Young-of-year (0–0.5 yr)</w:t>
+            </w:r>
+          </w:p>
+        </w:tc>
+        <w:tc>
+          <w:tcPr>
+            <w:tcW w:type="dxa" w:w="2880"/>
+          </w:tcPr>
+          <w:p>
+            <w:r/>
+            <w:r>
+              <w:rPr>
+                <w:sz w:val="19"/>
+              </w:rPr>
+              <w:t>54.9% (by number)</w:t>
+            </w:r>
+          </w:p>
+        </w:tc>
+        <w:tc>
+          <w:tcPr>
+            <w:tcW w:type="dxa" w:w="2880"/>
+          </w:tcPr>
+          <w:p>
+            <w:r/>
+            <w:r>
+              <w:rPr>
+                <w:sz w:val="19"/>
+              </w:rPr>
+              <w:t>falls monotonically</w:t>
+            </w:r>
+          </w:p>
+        </w:tc>
+      </w:tr>
+      <w:tr>
+        <w:tc>
+          <w:tcPr>
+            <w:tcW w:type="dxa" w:w="2880"/>
+          </w:tcPr>
+          <w:p>
+            <w:r/>
+            <w:r>
+              <w:rPr>
+                <w:sz w:val="19"/>
+              </w:rPr>
+              <w:t>Stickleback in herring's own diet</w:t>
+            </w:r>
+          </w:p>
+        </w:tc>
+        <w:tc>
+          <w:tcPr>
+            <w:tcW w:type="dxa" w:w="2880"/>
+          </w:tcPr>
+          <w:p>
+            <w:r/>
+            <w:r>
+              <w:rPr>
+                <w:sz w:val="19"/>
+              </w:rPr>
+              <w:t>0.038%</w:t>
+            </w:r>
+          </w:p>
+        </w:tc>
+        <w:tc>
+          <w:tcPr>
+            <w:tcW w:type="dxa" w:w="2880"/>
+          </w:tcPr>
+          <w:p>
+            <w:r/>
+            <w:r>
+              <w:rPr>
+                <w:sz w:val="19"/>
+              </w:rPr>
+              <w:t>flat — a rounding error to the predator</w:t>
+            </w:r>
+          </w:p>
+        </w:tc>
+      </w:tr>
+    </w:tbl>
+    <w:p/>
+    <w:p>
+      <w:r>
+        <w:rPr>
+          <w:b w:val="0"/>
+          <w:i w:val="0"/>
+        </w:rPr>
+        <w:t>The asymmetry is the reason this took eight rounds. Herring biomass is roughly 30× stickleback's, so a negligible fraction of the predator's intake is the dominant term in the prey's mortality. Every measure built on diet composition — dietary overlap, diet percentages, predation pressure in tonnes — is structurally incapable of seeing it, and each produced a false negative in turn.</w:t>
+      </w:r>
+    </w:p>
+    <w:p>
+      <w:r>
+        <w:rPr>
+          <w:b w:val="0"/>
+          <w:i w:val="0"/>
+        </w:rPr>
+        <w:t>The causal chain, end to end:</w:t>
+      </w:r>
+    </w:p>
+    <w:p>
+      <w:pPr>
+        <w:pStyle w:val="ListBullet"/>
+      </w:pPr>
+      <w:r>
+        <w:t>Herring spawns later → herring biomass falls ~10% → its predation on stickleback eggs and young-of-year falls (−8.9% on young-of-year, close to proportional) → more stickleback survive past the 0.5-year reporting cutoff → stickleback biomass +20.7%.</w:t>
+      </w:r>
+    </w:p>
+    <w:p>
+      <w:pPr>
+        <w:pStyle w:val="ListBullet"/>
+      </w:pPr>
+      <w:r>
+        <w:t>Six alternative hypotheses were tested and refuted along the way: dietary competition, growth-mediated competition, starvation mortality, egg survival, alternative equilibria, and egg production. Egg production in fact moves opposite to abundance, because stickleback's stock–recruitment curve is over-compensatory (Shepherd β ≈ 1.3) with spawning stock 9–14× above half-saturation.</w:t>
+      </w:r>
+    </w:p>
+    <w:p>
+      <w:pPr>
+        <w:ind w:left="360"/>
+      </w:pPr>
+      <w:r>
+        <w:rPr>
+          <w:i/>
+          <w:color w:val="555555"/>
+          <w:sz w:val="19"/>
+        </w:rPr>
+        <w:t>Three interim conclusions were published and retracted during this investigation, each because a verdict was drawn from an output that could not have detected the effect being tested. Two output conventions that caused this are now documented in the repository: biomass and abundance series exclude fish below an age cutoff (0.5 yr for all Baltic species), and mortality-rate outputs are sums of per-step rates rather than cohort integrals. Full record: docs/baltic_stickleback_mechanism_2026-08-12.md.</w:t>
+      </w:r>
+    </w:p>
+    <w:p>
+      <w:r>
+        <w:rPr>
+          <w:b w:val="0"/>
+          <w:i w:val="0"/>
+        </w:rPr>
+        <w:t>Management relevance, stated with its caveat: stickleback's certified biomass sits only 6.9% of the way from the floor to the ceiling of its reference envelope, so its headroom is strongly asymmetric — 38% to the floor against 517% to the ceiling. The controlling term now lives in herring's calibration rather than any stickleback parameter, so anything that raises herring biomass pushes stickleback toward its floor. The ±20% swing is nonetheless absorbed by the envelope, but that is weak reassurance: stickleback's envelope spans a factor of ten because the target is a low-confidence literature estimate, not a stock assessment. Real 20% structure exists that the certification gate cannot resolve.</w:t>
+      </w:r>
+    </w:p>
+    <w:p>
+      <w:pPr>
+        <w:pStyle w:val="Heading1"/>
+      </w:pPr>
+      <w:r>
+        <w:rPr>
+          <w:color w:val="1F3864"/>
+        </w:rPr>
+        <w:t>7. Engine and cross-engine fidelity</w:t>
       </w:r>
     </w:p>
     <w:p>
@@ -1811,7 +2088,7 @@
         <w:rPr>
           <w:color w:val="1F3864"/>
         </w:rPr>
-        <w:t>7. Open items and next steps</w:t>
+        <w:t>8. Open items and next steps</w:t>
       </w:r>
     </w:p>
     <w:tbl>
@@ -2147,7 +2424,7 @@
         <w:rPr>
           <w:color w:val="1F3864"/>
         </w:rPr>
-        <w:t>8. Literature watch (from the LITERATURE folder)</w:t>
+        <w:t>9. Literature watch (from the LITERATURE folder)</w:t>
       </w:r>
     </w:p>
     <w:p>
